--- a/docx/guides/modules/14_cierre_y_boletines/historias_usuario.docx
+++ b/docx/guides/modules/14_cierre_y_boletines/historias_usuario.docx
@@ -2,13 +2,13 @@
 <file path=word/document.xml><?xml version="1.0" encoding="utf-8"?>
 <w:document xmlns:w="http://schemas.openxmlformats.org/wordprocessingml/2006/main" xmlns:m="http://schemas.openxmlformats.org/officeDocument/2006/math" xmlns:r="http://schemas.openxmlformats.org/officeDocument/2006/relationships" xmlns:o="urn:schemas-microsoft-com:office:office" xmlns:v="urn:schemas-microsoft-com:vml" xmlns:w10="urn:schemas-microsoft-com:office:word" xmlns:a="http://schemas.openxmlformats.org/drawingml/2006/main" xmlns:pic="http://schemas.openxmlformats.org/drawingml/2006/picture" xmlns:wp="http://schemas.openxmlformats.org/drawingml/2006/wordprocessingDrawing">
   <w:body>
-    <w:bookmarkStart w:id="9" w:name="historias-de-usuario-cierre-y-boletines"/>
+    <w:bookmarkStart w:id="16" w:name="X22382d199dd9800ef22b047771d04de28c28129"/>
     <w:p>
       <w:pPr>
         <w:pStyle w:val="Heading1"/>
       </w:pPr>
       <w:r>
-        <w:t xml:space="preserve">Historias de Usuario — Cierre y Boletines</w:t>
+        <w:t xml:space="preserve">Historias de Usuario — Cierre de Periodo y Generación de Boletines</w:t>
       </w:r>
     </w:p>
     <w:p>
@@ -16,7 +16,23 @@
         <w:pStyle w:val="FirstParagraph"/>
       </w:pPr>
       <w:r>
-        <w:t xml:space="preserve">Este documento contiene las historias de usuario implementadas para el módulo de Cierre y Boletines de AcademiaNeiva.</w:t>
+        <w:t xml:space="preserve">Este documento detalla las Historias de Usuario del módulo de</w:t>
+      </w:r>
+      <w:r>
+        <w:t xml:space="preserve"> </w:t>
+      </w:r>
+      <w:r>
+        <w:rPr>
+          <w:b/>
+          <w:bCs/>
+        </w:rPr>
+        <w:t xml:space="preserve">Cierre de Periodo y Boletines</w:t>
+      </w:r>
+      <w:r>
+        <w:t xml:space="preserve"> </w:t>
+      </w:r>
+      <w:r>
+        <w:t xml:space="preserve">de AcademiaNeiva.</w:t>
       </w:r>
     </w:p>
     <w:p>
@@ -26,95 +42,88 @@
         </w:pict>
       </w:r>
     </w:p>
-    <w:bookmarkEnd w:id="9"/>
-    <w:bookmarkStart w:id="15" w:name="Xe76da8f16dae72aa14e99e56f2e8624bb1534c5"/>
-    <w:p>
-      <w:pPr>
-        <w:pStyle w:val="Heading1"/>
-      </w:pPr>
-      <w:r>
-        <w:t xml:space="preserve">HU-BOL-001: Ejecutar Cierre de Periodo por Materia (Docente)</w:t>
-      </w:r>
-    </w:p>
-    <w:bookmarkStart w:id="10" w:name="historia"/>
+    <w:bookmarkStart w:id="10" w:name="X507a5ada2dd22a47a59c1d9e9cac6808ca7aa47"/>
     <w:p>
       <w:pPr>
         <w:pStyle w:val="Heading2"/>
       </w:pPr>
       <w:r>
-        <w:t xml:space="preserve">Historia</w:t>
-      </w:r>
-    </w:p>
-    <w:p>
-      <w:pPr>
-        <w:pStyle w:val="FirstParagraph"/>
+        <w:t xml:space="preserve">1. Cierre de Asignatura y Validación de Evidencias</w:t>
+      </w:r>
+    </w:p>
+    <w:bookmarkStart w:id="9" w:name="Xae27e61069ca69706ca208c79b7029a4b22cde1"/>
+    <w:p>
+      <w:pPr>
+        <w:pStyle w:val="Heading3"/>
+      </w:pPr>
+      <w:r>
+        <w:t xml:space="preserve">HU-CIE-001: Cierre de Materia por el Docente con Justificación de Evidencias</w:t>
+      </w:r>
+    </w:p>
+    <w:p>
+      <w:pPr>
+        <w:pStyle w:val="Compact"/>
+        <w:numPr>
+          <w:ilvl w:val="0"/>
+          <w:numId w:val="1001"/>
+        </w:numPr>
       </w:pPr>
       <w:r>
         <w:rPr>
           <w:b/>
           <w:bCs/>
         </w:rPr>
-        <w:t xml:space="preserve">Como</w:t>
-      </w:r>
-      <w:r>
-        <w:t xml:space="preserve"> </w:t>
-      </w:r>
-      <w:r>
-        <w:t xml:space="preserve">docente del curso</w:t>
-      </w:r>
-      <w:r>
-        <w:br/>
-      </w:r>
+        <w:t xml:space="preserve">Como:</w:t>
+      </w:r>
+      <w:r>
+        <w:t xml:space="preserve"> </w:t>
+      </w:r>
+      <w:r>
+        <w:t xml:space="preserve">Docente Titular de Asignatura.</w:t>
+      </w:r>
+    </w:p>
+    <w:p>
+      <w:pPr>
+        <w:pStyle w:val="Compact"/>
+        <w:numPr>
+          <w:ilvl w:val="0"/>
+          <w:numId w:val="1001"/>
+        </w:numPr>
+      </w:pPr>
       <w:r>
         <w:rPr>
           <w:b/>
           <w:bCs/>
         </w:rPr>
-        <w:t xml:space="preserve">Quiero</w:t>
-      </w:r>
-      <w:r>
-        <w:t xml:space="preserve"> </w:t>
-      </w:r>
-      <w:r>
-        <w:t xml:space="preserve">hacer clic en</w:t>
-      </w:r>
-      <w:r>
-        <w:t xml:space="preserve"> </w:t>
-      </w:r>
-      <w:r>
-        <w:t xml:space="preserve">“Cerrar Periodo”</w:t>
-      </w:r>
-      <w:r>
-        <w:t xml:space="preserve"> </w:t>
-      </w:r>
-      <w:r>
-        <w:t xml:space="preserve">en mi asignatura asignada</w:t>
-      </w:r>
-      <w:r>
-        <w:br/>
-      </w:r>
+        <w:t xml:space="preserve">Quiero:</w:t>
+      </w:r>
+      <w:r>
+        <w:t xml:space="preserve"> </w:t>
+      </w:r>
+      <w:r>
+        <w:t xml:space="preserve">Formalizar el cierre de calificaciones de mi materia para el periodo escolar.</w:t>
+      </w:r>
+    </w:p>
+    <w:p>
+      <w:pPr>
+        <w:pStyle w:val="Compact"/>
+        <w:numPr>
+          <w:ilvl w:val="0"/>
+          <w:numId w:val="1001"/>
+        </w:numPr>
+      </w:pPr>
       <w:r>
         <w:rPr>
           <w:b/>
           <w:bCs/>
         </w:rPr>
-        <w:t xml:space="preserve">Para</w:t>
-      </w:r>
-      <w:r>
-        <w:t xml:space="preserve"> </w:t>
-      </w:r>
-      <w:r>
-        <w:t xml:space="preserve">calcular los promedios definitivos de los estudiantes y bloquear mi planilla frente a cambios futuros.</w:t>
-      </w:r>
-    </w:p>
-    <w:bookmarkEnd w:id="10"/>
-    <w:bookmarkStart w:id="11" w:name="criterios-de-aceptación"/>
-    <w:p>
-      <w:pPr>
-        <w:pStyle w:val="Heading2"/>
-      </w:pPr>
-      <w:r>
-        <w:t xml:space="preserve">Criterios de Aceptación</w:t>
+        <w:t xml:space="preserve">Para:</w:t>
+      </w:r>
+      <w:r>
+        <w:t xml:space="preserve"> </w:t>
+      </w:r>
+      <w:r>
+        <w:t xml:space="preserve">Consolidar los promedios definitivos y entregar los resultados a la coordinación académica.</w:t>
       </w:r>
     </w:p>
     <w:p>
@@ -126,246 +135,86 @@
         </w:numPr>
       </w:pPr>
       <w:r>
-        <w:t xml:space="preserve">El backend calcula el promedio ponderado de las actividades evaluativas registradas para cada estudiante.</w:t>
-      </w:r>
-    </w:p>
-    <w:p>
-      <w:pPr>
-        <w:pStyle w:val="Compact"/>
-        <w:numPr>
-          <w:ilvl w:val="0"/>
-          <w:numId w:val="1001"/>
-        </w:numPr>
-      </w:pPr>
-      <w:r>
-        <w:t xml:space="preserve">Asocia cada nota promedio final a la escala valorativa institucional (</w:t>
-      </w:r>
-      <w:r>
-        <w:rPr>
-          <w:rStyle w:val="VerbatimChar"/>
-        </w:rPr>
-        <w:t xml:space="preserve">BAJO</w:t>
-      </w:r>
-      <w:r>
-        <w:t xml:space="preserve">,</w:t>
-      </w:r>
-      <w:r>
-        <w:t xml:space="preserve"> </w:t>
-      </w:r>
-      <w:r>
-        <w:rPr>
-          <w:rStyle w:val="VerbatimChar"/>
-        </w:rPr>
-        <w:t xml:space="preserve">BASICO</w:t>
-      </w:r>
-      <w:r>
-        <w:t xml:space="preserve">,</w:t>
-      </w:r>
-      <w:r>
-        <w:t xml:space="preserve"> </w:t>
-      </w:r>
-      <w:r>
-        <w:rPr>
-          <w:rStyle w:val="VerbatimChar"/>
-        </w:rPr>
-        <w:t xml:space="preserve">ALTO</w:t>
-      </w:r>
-      <w:r>
-        <w:t xml:space="preserve">,</w:t>
-      </w:r>
-      <w:r>
-        <w:t xml:space="preserve"> </w:t>
-      </w:r>
-      <w:r>
-        <w:rPr>
-          <w:rStyle w:val="VerbatimChar"/>
-        </w:rPr>
-        <w:t xml:space="preserve">SUPERIOR</w:t>
-      </w:r>
-      <w:r>
-        <w:t xml:space="preserve">).</w:t>
-      </w:r>
-    </w:p>
-    <w:p>
-      <w:pPr>
-        <w:pStyle w:val="Compact"/>
-        <w:numPr>
-          <w:ilvl w:val="0"/>
-          <w:numId w:val="1001"/>
-        </w:numPr>
-      </w:pPr>
-      <w:r>
-        <w:t xml:space="preserve">Contabiliza las inasistencias no justificadas (</w:t>
-      </w:r>
-      <w:r>
-        <w:rPr>
-          <w:rStyle w:val="VerbatimChar"/>
-        </w:rPr>
-        <w:t xml:space="preserve">AUSENTE</w:t>
-      </w:r>
-      <w:r>
-        <w:t xml:space="preserve">) y concatena la observación de tipo</w:t>
-      </w:r>
-      <w:r>
-        <w:t xml:space="preserve"> </w:t>
-      </w:r>
-      <w:r>
-        <w:rPr>
-          <w:rStyle w:val="VerbatimChar"/>
-        </w:rPr>
-        <w:t xml:space="preserve">ACADEMICA</w:t>
-      </w:r>
-      <w:r>
-        <w:t xml:space="preserve"> </w:t>
-      </w:r>
-      <w:r>
-        <w:t xml:space="preserve">obligatoria.</w:t>
-      </w:r>
-    </w:p>
-    <w:p>
-      <w:pPr>
-        <w:pStyle w:val="Compact"/>
-        <w:numPr>
-          <w:ilvl w:val="0"/>
-          <w:numId w:val="1001"/>
-        </w:numPr>
-      </w:pPr>
-      <w:r>
-        <w:t xml:space="preserve">Guarda el resultado en</w:t>
-      </w:r>
-      <w:r>
-        <w:t xml:space="preserve"> </w:t>
-      </w:r>
-      <w:r>
-        <w:rPr>
-          <w:rStyle w:val="VerbatimChar"/>
-        </w:rPr>
-        <w:t xml:space="preserve">resultado_academico</w:t>
-      </w:r>
-      <w:r>
-        <w:t xml:space="preserve"> </w:t>
-      </w:r>
-      <w:r>
-        <w:t xml:space="preserve">e inserta un registro con estado</w:t>
-      </w:r>
-      <w:r>
-        <w:t xml:space="preserve"> </w:t>
-      </w:r>
-      <w:r>
-        <w:rPr>
-          <w:rStyle w:val="VerbatimChar"/>
-        </w:rPr>
-        <w:t xml:space="preserve">CERRADO</w:t>
-      </w:r>
-      <w:r>
-        <w:t xml:space="preserve"> </w:t>
-      </w:r>
-      <w:r>
-        <w:t xml:space="preserve">en</w:t>
-      </w:r>
-      <w:r>
-        <w:t xml:space="preserve"> </w:t>
-      </w:r>
-      <w:r>
-        <w:rPr>
-          <w:rStyle w:val="VerbatimChar"/>
-        </w:rPr>
-        <w:t xml:space="preserve">cierre_materia</w:t>
-      </w:r>
-      <w:r>
-        <w:t xml:space="preserve">.</w:t>
-      </w:r>
-    </w:p>
-    <w:bookmarkEnd w:id="11"/>
-    <w:bookmarkStart w:id="14" w:name="detalles-técnicos"/>
-    <w:p>
-      <w:pPr>
-        <w:pStyle w:val="Heading2"/>
-      </w:pPr>
-      <w:r>
-        <w:t xml:space="preserve">Detalles Técnicos</w:t>
-      </w:r>
-    </w:p>
-    <w:p>
-      <w:pPr>
-        <w:pStyle w:val="Compact"/>
-        <w:numPr>
-          <w:ilvl w:val="0"/>
-          <w:numId w:val="1002"/>
-        </w:numPr>
-      </w:pPr>
-      <w:r>
         <w:rPr>
           <w:b/>
           <w:bCs/>
         </w:rPr>
-        <w:t xml:space="preserve">Prioridad:</w:t>
-      </w:r>
-      <w:r>
-        <w:t xml:space="preserve"> </w:t>
-      </w:r>
-      <w:r>
-        <w:t xml:space="preserve">Alta</w:t>
-      </w:r>
-    </w:p>
-    <w:p>
-      <w:pPr>
-        <w:pStyle w:val="Compact"/>
-        <w:numPr>
-          <w:ilvl w:val="0"/>
+        <w:t xml:space="preserve">Criterios de Aceptación:</w:t>
+      </w:r>
+    </w:p>
+    <w:p>
+      <w:pPr>
+        <w:pStyle w:val="Compact"/>
+        <w:numPr>
+          <w:ilvl w:val="1"/>
           <w:numId w:val="1002"/>
         </w:numPr>
       </w:pPr>
       <w:r>
-        <w:rPr>
-          <w:b/>
-          <w:bCs/>
-        </w:rPr>
-        <w:t xml:space="preserve">Roles involucrados:</w:t>
-      </w:r>
-      <w:r>
-        <w:t xml:space="preserve"> </w:t>
-      </w:r>
-      <w:r>
-        <w:t xml:space="preserve">Docente</w:t>
-      </w:r>
-    </w:p>
-    <w:p>
-      <w:pPr>
-        <w:pStyle w:val="Compact"/>
-        <w:numPr>
-          <w:ilvl w:val="0"/>
+        <w:t xml:space="preserve">El sistema valida que no existan estudiantes activos con actividades evaluativas o criterios pendientes de calificar.</w:t>
+      </w:r>
+    </w:p>
+    <w:p>
+      <w:pPr>
+        <w:pStyle w:val="Compact"/>
+        <w:numPr>
+          <w:ilvl w:val="1"/>
           <w:numId w:val="1002"/>
         </w:numPr>
       </w:pPr>
       <w:r>
-        <w:rPr>
-          <w:b/>
-          <w:bCs/>
-        </w:rPr>
-        <w:t xml:space="preserve">Reglas de negocio relacionadas:</w:t>
-      </w:r>
-      <w:r>
-        <w:t xml:space="preserve"> </w:t>
-      </w:r>
-      <w:r>
-        <w:t xml:space="preserve">RN-CIE-001, RN-CIE-002</w:t>
-      </w:r>
-    </w:p>
-    <w:p>
-      <w:pPr>
-        <w:pStyle w:val="Compact"/>
-        <w:numPr>
-          <w:ilvl w:val="0"/>
+        <w:t xml:space="preserve">Si existen evidencias de DBA planificadas que no fueron evaluadas, el sistema despliega una alerta exigiendo ingresar la justificación pedagógica (</w:t>
+      </w:r>
+      <w:r>
+        <w:rPr>
+          <w:rStyle w:val="VerbatimChar"/>
+        </w:rPr>
+        <w:t xml:space="preserve">justificacion_evidencias_pendientes</w:t>
+      </w:r>
+      <w:r>
+        <w:t xml:space="preserve">).</w:t>
+      </w:r>
+    </w:p>
+    <w:p>
+      <w:pPr>
+        <w:pStyle w:val="Compact"/>
+        <w:numPr>
+          <w:ilvl w:val="1"/>
           <w:numId w:val="1002"/>
         </w:numPr>
       </w:pPr>
       <w:r>
-        <w:rPr>
-          <w:b/>
-          <w:bCs/>
-        </w:rPr>
-        <w:t xml:space="preserve">Endpoints relacionados:</w:t>
+        <w:t xml:space="preserve">Al confirmar el cierre, la materia queda en estado</w:t>
+      </w:r>
+      <w:r>
+        <w:t xml:space="preserve"> </w:t>
+      </w:r>
+      <w:r>
+        <w:rPr>
+          <w:rStyle w:val="VerbatimChar"/>
+        </w:rPr>
+        <w:t xml:space="preserve">CERRADO</w:t>
+      </w:r>
+      <w:r>
+        <w:t xml:space="preserve"> </w:t>
+      </w:r>
+      <w:r>
+        <w:t xml:space="preserve">en</w:t>
+      </w:r>
+      <w:r>
+        <w:t xml:space="preserve"> </w:t>
+      </w:r>
+      <w:r>
+        <w:rPr>
+          <w:rStyle w:val="VerbatimChar"/>
+        </w:rPr>
+        <w:t xml:space="preserve">cierre_materia</w:t>
+      </w:r>
+      <w:r>
+        <w:t xml:space="preserve"> </w:t>
+      </w:r>
+      <w:r>
+        <w:t xml:space="preserve">con el ID del docente y la marca de tiempo.</w:t>
       </w:r>
     </w:p>
     <w:p>
@@ -373,122 +222,11 @@
         <w:pStyle w:val="Compact"/>
         <w:numPr>
           <w:ilvl w:val="1"/>
-          <w:numId w:val="1003"/>
-        </w:numPr>
-      </w:pPr>
-      <w:r>
-        <w:rPr>
-          <w:rStyle w:val="VerbatimChar"/>
-        </w:rPr>
-        <w:t xml:space="preserve">POST /api/teacher/close-period</w:t>
-      </w:r>
-    </w:p>
-    <w:p>
-      <w:pPr>
-        <w:pStyle w:val="Compact"/>
-        <w:numPr>
-          <w:ilvl w:val="1"/>
-          <w:numId w:val="1003"/>
-        </w:numPr>
-      </w:pPr>
-      <w:r>
-        <w:rPr>
-          <w:rStyle w:val="VerbatimChar"/>
-        </w:rPr>
-        <w:t xml:space="preserve">GET /api/teacher/closure-status/:detailGradeId/:periodId</w:t>
-      </w:r>
-    </w:p>
-    <w:p>
-      <w:pPr>
-        <w:pStyle w:val="Compact"/>
-        <w:numPr>
-          <w:ilvl w:val="0"/>
           <w:numId w:val="1002"/>
         </w:numPr>
       </w:pPr>
       <w:r>
-        <w:rPr>
-          <w:b/>
-          <w:bCs/>
-        </w:rPr>
-        <w:t xml:space="preserve">Componentes frontend relacionados:</w:t>
-      </w:r>
-    </w:p>
-    <w:p>
-      <w:pPr>
-        <w:pStyle w:val="Compact"/>
-        <w:numPr>
-          <w:ilvl w:val="1"/>
-          <w:numId w:val="1004"/>
-        </w:numPr>
-      </w:pPr>
-      <w:hyperlink r:id="rId12">
-        <w:r>
-          <w:rPr>
-            <w:rStyle w:val="Hyperlink"/>
-          </w:rPr>
-          <w:t xml:space="preserve">TeacherClosure.vue</w:t>
-        </w:r>
-      </w:hyperlink>
-    </w:p>
-    <w:p>
-      <w:pPr>
-        <w:pStyle w:val="Compact"/>
-        <w:numPr>
-          <w:ilvl w:val="0"/>
-          <w:numId w:val="1002"/>
-        </w:numPr>
-      </w:pPr>
-      <w:r>
-        <w:rPr>
-          <w:b/>
-          <w:bCs/>
-        </w:rPr>
-        <w:t xml:space="preserve">Controllers/Services relacionados:</w:t>
-      </w:r>
-    </w:p>
-    <w:p>
-      <w:pPr>
-        <w:pStyle w:val="Compact"/>
-        <w:numPr>
-          <w:ilvl w:val="1"/>
-          <w:numId w:val="1005"/>
-        </w:numPr>
-      </w:pPr>
-      <w:hyperlink r:id="rId13">
-        <w:r>
-          <w:rPr>
-            <w:rStyle w:val="Hyperlink"/>
-          </w:rPr>
-          <w:t xml:space="preserve">gradingController.ts</w:t>
-        </w:r>
-      </w:hyperlink>
-      <w:r>
-        <w:t xml:space="preserve"> </w:t>
-      </w:r>
-      <w:r>
-        <w:t xml:space="preserve">(</w:t>
-      </w:r>
-      <w:r>
-        <w:rPr>
-          <w:rStyle w:val="VerbatimChar"/>
-        </w:rPr>
-        <w:t xml:space="preserve">closePeriodForTeacher</w:t>
-      </w:r>
-      <w:r>
-        <w:t xml:space="preserve">,</w:t>
-      </w:r>
-      <w:r>
-        <w:t xml:space="preserve"> </w:t>
-      </w:r>
-      <w:r>
-        <w:rPr>
-          <w:rStyle w:val="VerbatimChar"/>
-        </w:rPr>
-        <w:t xml:space="preserve">getClosureStatus</w:t>
-      </w:r>
-      <w:r>
-        <w:t xml:space="preserve">)</w:t>
+        <w:t xml:space="preserve">Los campos de calificación de la materia quedan deshabilitados en la planilla del docente.</w:t>
       </w:r>
     </w:p>
     <w:p>
@@ -498,84 +236,90 @@
         </w:pict>
       </w:r>
     </w:p>
-    <w:bookmarkEnd w:id="14"/>
-    <w:bookmarkEnd w:id="15"/>
-    <w:bookmarkStart w:id="21" w:name="X8123da67b4e36c83a82466176f12d00be7233a2"/>
-    <w:p>
-      <w:pPr>
-        <w:pStyle w:val="Heading1"/>
-      </w:pPr>
-      <w:r>
-        <w:t xml:space="preserve">HU-BOL-002: Ejecutar Cierre Institucional del Periodo (Directivo)</w:t>
-      </w:r>
-    </w:p>
-    <w:bookmarkStart w:id="16" w:name="historia-1"/>
+    <w:bookmarkEnd w:id="9"/>
+    <w:bookmarkEnd w:id="10"/>
+    <w:bookmarkStart w:id="13" w:name="cierre-institucional-y-gestión-directiva"/>
     <w:p>
       <w:pPr>
         <w:pStyle w:val="Heading2"/>
       </w:pPr>
       <w:r>
-        <w:t xml:space="preserve">Historia</w:t>
-      </w:r>
-    </w:p>
-    <w:p>
-      <w:pPr>
-        <w:pStyle w:val="FirstParagraph"/>
+        <w:t xml:space="preserve">2. Cierre Institucional y Gestión Directiva</w:t>
+      </w:r>
+    </w:p>
+    <w:bookmarkStart w:id="11" w:name="X5656f8c173715fb31534e3ea1858b06114b65e6"/>
+    <w:p>
+      <w:pPr>
+        <w:pStyle w:val="Heading3"/>
+      </w:pPr>
+      <w:r>
+        <w:t xml:space="preserve">HU-CIE-002: Aprobación y Cierre Institucional del Periodo</w:t>
+      </w:r>
+    </w:p>
+    <w:p>
+      <w:pPr>
+        <w:pStyle w:val="Compact"/>
+        <w:numPr>
+          <w:ilvl w:val="0"/>
+          <w:numId w:val="1003"/>
+        </w:numPr>
       </w:pPr>
       <w:r>
         <w:rPr>
           <w:b/>
           <w:bCs/>
         </w:rPr>
-        <w:t xml:space="preserve">Como</w:t>
-      </w:r>
-      <w:r>
-        <w:t xml:space="preserve"> </w:t>
-      </w:r>
-      <w:r>
-        <w:t xml:space="preserve">directivo del colegio</w:t>
-      </w:r>
-      <w:r>
-        <w:br/>
-      </w:r>
+        <w:t xml:space="preserve">Como:</w:t>
+      </w:r>
+      <w:r>
+        <w:t xml:space="preserve"> </w:t>
+      </w:r>
+      <w:r>
+        <w:t xml:space="preserve">Directivo Escolar (Coordinador Académico / Rector).</w:t>
+      </w:r>
+    </w:p>
+    <w:p>
+      <w:pPr>
+        <w:pStyle w:val="Compact"/>
+        <w:numPr>
+          <w:ilvl w:val="0"/>
+          <w:numId w:val="1003"/>
+        </w:numPr>
+      </w:pPr>
       <w:r>
         <w:rPr>
           <w:b/>
           <w:bCs/>
         </w:rPr>
-        <w:t xml:space="preserve">Quiero</w:t>
-      </w:r>
-      <w:r>
-        <w:t xml:space="preserve"> </w:t>
-      </w:r>
-      <w:r>
-        <w:t xml:space="preserve">realizar el cierre e institucionalizar el periodo escolar</w:t>
-      </w:r>
-      <w:r>
-        <w:br/>
-      </w:r>
+        <w:t xml:space="preserve">Quiero:</w:t>
+      </w:r>
+      <w:r>
+        <w:t xml:space="preserve"> </w:t>
+      </w:r>
+      <w:r>
+        <w:t xml:space="preserve">Auditar el avance de cierres de todas las materias y realizar el cierre institucional del periodo.</w:t>
+      </w:r>
+    </w:p>
+    <w:p>
+      <w:pPr>
+        <w:pStyle w:val="Compact"/>
+        <w:numPr>
+          <w:ilvl w:val="0"/>
+          <w:numId w:val="1003"/>
+        </w:numPr>
+      </w:pPr>
       <w:r>
         <w:rPr>
           <w:b/>
           <w:bCs/>
         </w:rPr>
-        <w:t xml:space="preserve">Para</w:t>
-      </w:r>
-      <w:r>
-        <w:t xml:space="preserve"> </w:t>
-      </w:r>
-      <w:r>
-        <w:t xml:space="preserve">congelar las calificaciones de todo el colegio y autorizar la impresión de boletines.</w:t>
-      </w:r>
-    </w:p>
-    <w:bookmarkEnd w:id="16"/>
-    <w:bookmarkStart w:id="17" w:name="criterios-de-aceptación-1"/>
-    <w:p>
-      <w:pPr>
-        <w:pStyle w:val="Heading2"/>
-      </w:pPr>
-      <w:r>
-        <w:t xml:space="preserve">Criterios de Aceptación</w:t>
+        <w:t xml:space="preserve">Para:</w:t>
+      </w:r>
+      <w:r>
+        <w:t xml:space="preserve"> </w:t>
+      </w:r>
+      <w:r>
+        <w:t xml:space="preserve">Finalizar oficialmente el periodo lectivo y habilitar la expedición de boletines.</w:t>
       </w:r>
     </w:p>
     <w:p>
@@ -583,128 +327,7 @@
         <w:pStyle w:val="Compact"/>
         <w:numPr>
           <w:ilvl w:val="0"/>
-          <w:numId w:val="1006"/>
-        </w:numPr>
-      </w:pPr>
-      <w:r>
-        <w:t xml:space="preserve">El directivo abre la vista de cierres institucionales.</w:t>
-      </w:r>
-    </w:p>
-    <w:p>
-      <w:pPr>
-        <w:pStyle w:val="Compact"/>
-        <w:numPr>
-          <w:ilvl w:val="0"/>
-          <w:numId w:val="1006"/>
-        </w:numPr>
-      </w:pPr>
-      <w:r>
-        <w:t xml:space="preserve">El sistema verifica que el 100% de las asignaturas en</w:t>
-      </w:r>
-      <w:r>
-        <w:t xml:space="preserve"> </w:t>
-      </w:r>
-      <w:r>
-        <w:rPr>
-          <w:rStyle w:val="VerbatimChar"/>
-        </w:rPr>
-        <w:t xml:space="preserve">detalle_grados</w:t>
-      </w:r>
-      <w:r>
-        <w:t xml:space="preserve"> </w:t>
-      </w:r>
-      <w:r>
-        <w:t xml:space="preserve">para el periodo evaluado tengan su estado en</w:t>
-      </w:r>
-      <w:r>
-        <w:t xml:space="preserve"> </w:t>
-      </w:r>
-      <w:r>
-        <w:rPr>
-          <w:rStyle w:val="VerbatimChar"/>
-        </w:rPr>
-        <w:t xml:space="preserve">CERRADO</w:t>
-      </w:r>
-      <w:r>
-        <w:t xml:space="preserve">.</w:t>
-      </w:r>
-    </w:p>
-    <w:p>
-      <w:pPr>
-        <w:pStyle w:val="Compact"/>
-        <w:numPr>
-          <w:ilvl w:val="0"/>
-          <w:numId w:val="1006"/>
-        </w:numPr>
-      </w:pPr>
-      <w:r>
-        <w:t xml:space="preserve">Si el 100% de las materias están cerradas, permite presionar</w:t>
-      </w:r>
-      <w:r>
-        <w:t xml:space="preserve"> </w:t>
-      </w:r>
-      <w:r>
-        <w:t xml:space="preserve">“Aprobar Periodo”</w:t>
-      </w:r>
-      <w:r>
-        <w:t xml:space="preserve">, cambiando el estado del periodo en</w:t>
-      </w:r>
-      <w:r>
-        <w:t xml:space="preserve"> </w:t>
-      </w:r>
-      <w:r>
-        <w:rPr>
-          <w:rStyle w:val="VerbatimChar"/>
-        </w:rPr>
-        <w:t xml:space="preserve">periodo_academico</w:t>
-      </w:r>
-      <w:r>
-        <w:t xml:space="preserve"> </w:t>
-      </w:r>
-      <w:r>
-        <w:t xml:space="preserve">a</w:t>
-      </w:r>
-      <w:r>
-        <w:t xml:space="preserve"> </w:t>
-      </w:r>
-      <w:r>
-        <w:rPr>
-          <w:rStyle w:val="VerbatimChar"/>
-        </w:rPr>
-        <w:t xml:space="preserve">CERRADO</w:t>
-      </w:r>
-      <w:r>
-        <w:t xml:space="preserve">.</w:t>
-      </w:r>
-    </w:p>
-    <w:p>
-      <w:pPr>
-        <w:pStyle w:val="Compact"/>
-        <w:numPr>
-          <w:ilvl w:val="0"/>
-          <w:numId w:val="1006"/>
-        </w:numPr>
-      </w:pPr>
-      <w:r>
-        <w:t xml:space="preserve">Si existen materias pendientes, bloquea la acción y lista los docentes/cursos que faltan por consolidar.</w:t>
-      </w:r>
-    </w:p>
-    <w:bookmarkEnd w:id="17"/>
-    <w:bookmarkStart w:id="20" w:name="detalles-técnicos-1"/>
-    <w:p>
-      <w:pPr>
-        <w:pStyle w:val="Heading2"/>
-      </w:pPr>
-      <w:r>
-        <w:t xml:space="preserve">Detalles Técnicos</w:t>
-      </w:r>
-    </w:p>
-    <w:p>
-      <w:pPr>
-        <w:pStyle w:val="Compact"/>
-        <w:numPr>
-          <w:ilvl w:val="0"/>
-          <w:numId w:val="1007"/>
+          <w:numId w:val="1003"/>
         </w:numPr>
       </w:pPr>
       <w:r>
@@ -712,73 +335,7 @@
           <w:b/>
           <w:bCs/>
         </w:rPr>
-        <w:t xml:space="preserve">Prioridad:</w:t>
-      </w:r>
-      <w:r>
-        <w:t xml:space="preserve"> </w:t>
-      </w:r>
-      <w:r>
-        <w:t xml:space="preserve">Alta</w:t>
-      </w:r>
-    </w:p>
-    <w:p>
-      <w:pPr>
-        <w:pStyle w:val="Compact"/>
-        <w:numPr>
-          <w:ilvl w:val="0"/>
-          <w:numId w:val="1007"/>
-        </w:numPr>
-      </w:pPr>
-      <w:r>
-        <w:rPr>
-          <w:b/>
-          <w:bCs/>
-        </w:rPr>
-        <w:t xml:space="preserve">Roles involucrados:</w:t>
-      </w:r>
-      <w:r>
-        <w:t xml:space="preserve"> </w:t>
-      </w:r>
-      <w:r>
-        <w:t xml:space="preserve">Directivo</w:t>
-      </w:r>
-    </w:p>
-    <w:p>
-      <w:pPr>
-        <w:pStyle w:val="Compact"/>
-        <w:numPr>
-          <w:ilvl w:val="0"/>
-          <w:numId w:val="1007"/>
-        </w:numPr>
-      </w:pPr>
-      <w:r>
-        <w:rPr>
-          <w:b/>
-          <w:bCs/>
-        </w:rPr>
-        <w:t xml:space="preserve">Reglas de negocio relacionadas:</w:t>
-      </w:r>
-      <w:r>
-        <w:t xml:space="preserve"> </w:t>
-      </w:r>
-      <w:r>
-        <w:t xml:space="preserve">RN-CIE-002</w:t>
-      </w:r>
-    </w:p>
-    <w:p>
-      <w:pPr>
-        <w:pStyle w:val="Compact"/>
-        <w:numPr>
-          <w:ilvl w:val="0"/>
-          <w:numId w:val="1007"/>
-        </w:numPr>
-      </w:pPr>
-      <w:r>
-        <w:rPr>
-          <w:b/>
-          <w:bCs/>
-        </w:rPr>
-        <w:t xml:space="preserve">Endpoints relacionados:</w:t>
+        <w:t xml:space="preserve">Criterios de Aceptación:</w:t>
       </w:r>
     </w:p>
     <w:p>
@@ -786,14 +343,20 @@
         <w:pStyle w:val="Compact"/>
         <w:numPr>
           <w:ilvl w:val="1"/>
-          <w:numId w:val="1008"/>
-        </w:numPr>
-      </w:pPr>
+          <w:numId w:val="1004"/>
+        </w:numPr>
+      </w:pPr>
+      <w:r>
+        <w:t xml:space="preserve">La consola directiva (</w:t>
+      </w:r>
       <w:r>
         <w:rPr>
           <w:rStyle w:val="VerbatimChar"/>
         </w:rPr>
-        <w:t xml:space="preserve">POST /api/academic-admin/settings/periods/:id/close</w:t>
+        <w:t xml:space="preserve">PeriodClosure.vue</w:t>
+      </w:r>
+      <w:r>
+        <w:t xml:space="preserve">) expone una barra de progreso que totaliza las asignaturas abiertas y cerradas.</w:t>
       </w:r>
     </w:p>
     <w:p>
@@ -801,30 +364,26 @@
         <w:pStyle w:val="Compact"/>
         <w:numPr>
           <w:ilvl w:val="1"/>
-          <w:numId w:val="1008"/>
-        </w:numPr>
-      </w:pPr>
+          <w:numId w:val="1004"/>
+        </w:numPr>
+      </w:pPr>
+      <w:r>
+        <w:t xml:space="preserve">El botón de aprobación institucional se habilita únicamente cuando el 100% de las asignaturas activas en</w:t>
+      </w:r>
+      <w:r>
+        <w:t xml:space="preserve"> </w:t>
+      </w:r>
       <w:r>
         <w:rPr>
           <w:rStyle w:val="VerbatimChar"/>
         </w:rPr>
-        <w:t xml:space="preserve">POST /api/academic-admin/settings/periods/:id/approve</w:t>
-      </w:r>
-    </w:p>
-    <w:p>
-      <w:pPr>
-        <w:pStyle w:val="Compact"/>
-        <w:numPr>
-          <w:ilvl w:val="0"/>
-          <w:numId w:val="1007"/>
-        </w:numPr>
-      </w:pPr>
-      <w:r>
-        <w:rPr>
-          <w:b/>
-          <w:bCs/>
-        </w:rPr>
-        <w:t xml:space="preserve">Componentes frontend relacionados:</w:t>
+        <w:t xml:space="preserve">detalle_grados</w:t>
+      </w:r>
+      <w:r>
+        <w:t xml:space="preserve"> </w:t>
+      </w:r>
+      <w:r>
+        <w:t xml:space="preserve">están cerradas.</w:t>
       </w:r>
     </w:p>
     <w:p>
@@ -832,76 +391,23 @@
         <w:pStyle w:val="Compact"/>
         <w:numPr>
           <w:ilvl w:val="1"/>
-          <w:numId w:val="1009"/>
-        </w:numPr>
-      </w:pPr>
-      <w:hyperlink r:id="rId18">
-        <w:r>
-          <w:rPr>
-            <w:rStyle w:val="Hyperlink"/>
-          </w:rPr>
-          <w:t xml:space="preserve">PeriodClosure.vue</w:t>
-        </w:r>
-      </w:hyperlink>
-    </w:p>
-    <w:p>
-      <w:pPr>
-        <w:pStyle w:val="Compact"/>
-        <w:numPr>
-          <w:ilvl w:val="0"/>
-          <w:numId w:val="1007"/>
-        </w:numPr>
-      </w:pPr>
-      <w:r>
-        <w:rPr>
-          <w:b/>
-          <w:bCs/>
-        </w:rPr>
-        <w:t xml:space="preserve">Controllers/Services relacionados:</w:t>
-      </w:r>
-    </w:p>
-    <w:p>
-      <w:pPr>
-        <w:pStyle w:val="Compact"/>
-        <w:numPr>
-          <w:ilvl w:val="1"/>
-          <w:numId w:val="1010"/>
-        </w:numPr>
-      </w:pPr>
-      <w:hyperlink r:id="rId19">
-        <w:r>
-          <w:rPr>
-            <w:rStyle w:val="Hyperlink"/>
-          </w:rPr>
-          <w:t xml:space="preserve">academicAdminController.ts</w:t>
-        </w:r>
-      </w:hyperlink>
-      <w:r>
-        <w:t xml:space="preserve"> </w:t>
-      </w:r>
-      <w:r>
-        <w:t xml:space="preserve">(</w:t>
+          <w:numId w:val="1004"/>
+        </w:numPr>
+      </w:pPr>
+      <w:r>
+        <w:t xml:space="preserve">Al confirmarse, el sistema actualiza</w:t>
+      </w:r>
+      <w:r>
+        <w:t xml:space="preserve"> </w:t>
       </w:r>
       <w:r>
         <w:rPr>
           <w:rStyle w:val="VerbatimChar"/>
         </w:rPr>
-        <w:t xml:space="preserve">closeAcademicPeriod</w:t>
-      </w:r>
-      <w:r>
-        <w:t xml:space="preserve">,</w:t>
-      </w:r>
-      <w:r>
-        <w:t xml:space="preserve"> </w:t>
-      </w:r>
-      <w:r>
-        <w:rPr>
-          <w:rStyle w:val="VerbatimChar"/>
-        </w:rPr>
-        <w:t xml:space="preserve">approveAcademicPeriod</w:t>
-      </w:r>
-      <w:r>
-        <w:t xml:space="preserve">)</w:t>
+        <w:t xml:space="preserve">periodo_academico.estado = 'CERRADO'</w:t>
+      </w:r>
+      <w:r>
+        <w:t xml:space="preserve">.</w:t>
       </w:r>
     </w:p>
     <w:p>
@@ -911,84 +417,80 @@
         </w:pict>
       </w:r>
     </w:p>
-    <w:bookmarkEnd w:id="20"/>
-    <w:bookmarkEnd w:id="21"/>
-    <w:bookmarkStart w:id="28" w:name="Xaa432de1af33239a07ede5112001c06a8d9eb04"/>
-    <w:p>
-      <w:pPr>
-        <w:pStyle w:val="Heading1"/>
-      </w:pPr>
-      <w:r>
-        <w:t xml:space="preserve">HU-BOL-003: Generar Boletín Individual en PDF</w:t>
-      </w:r>
-    </w:p>
-    <w:bookmarkStart w:id="22" w:name="historia-2"/>
-    <w:p>
-      <w:pPr>
-        <w:pStyle w:val="Heading2"/>
-      </w:pPr>
-      <w:r>
-        <w:t xml:space="preserve">Historia</w:t>
-      </w:r>
-    </w:p>
-    <w:p>
-      <w:pPr>
-        <w:pStyle w:val="FirstParagraph"/>
+    <w:bookmarkEnd w:id="11"/>
+    <w:bookmarkStart w:id="12" w:name="X027b3850c1d22f74d6522040f44184fd70f9c83"/>
+    <w:p>
+      <w:pPr>
+        <w:pStyle w:val="Heading3"/>
+      </w:pPr>
+      <w:r>
+        <w:t xml:space="preserve">HU-CIE-003: Reapertura Quirúrgica de Asignatura Cerrada</w:t>
+      </w:r>
+    </w:p>
+    <w:p>
+      <w:pPr>
+        <w:pStyle w:val="Compact"/>
+        <w:numPr>
+          <w:ilvl w:val="0"/>
+          <w:numId w:val="1005"/>
+        </w:numPr>
       </w:pPr>
       <w:r>
         <w:rPr>
           <w:b/>
           <w:bCs/>
         </w:rPr>
-        <w:t xml:space="preserve">Como</w:t>
-      </w:r>
-      <w:r>
-        <w:t xml:space="preserve"> </w:t>
-      </w:r>
-      <w:r>
-        <w:t xml:space="preserve">estudiante, padre de familia o directivo</w:t>
-      </w:r>
-      <w:r>
-        <w:br/>
-      </w:r>
+        <w:t xml:space="preserve">Como:</w:t>
+      </w:r>
+      <w:r>
+        <w:t xml:space="preserve"> </w:t>
+      </w:r>
+      <w:r>
+        <w:t xml:space="preserve">Directivo Escolar.</w:t>
+      </w:r>
+    </w:p>
+    <w:p>
+      <w:pPr>
+        <w:pStyle w:val="Compact"/>
+        <w:numPr>
+          <w:ilvl w:val="0"/>
+          <w:numId w:val="1005"/>
+        </w:numPr>
+      </w:pPr>
       <w:r>
         <w:rPr>
           <w:b/>
           <w:bCs/>
         </w:rPr>
-        <w:t xml:space="preserve">Quiero</w:t>
-      </w:r>
-      <w:r>
-        <w:t xml:space="preserve"> </w:t>
-      </w:r>
-      <w:r>
-        <w:t xml:space="preserve">descargar el boletín de calificaciones de un periodo cerrado en formato PDF</w:t>
-      </w:r>
-      <w:r>
-        <w:br/>
-      </w:r>
+        <w:t xml:space="preserve">Quiero:</w:t>
+      </w:r>
+      <w:r>
+        <w:t xml:space="preserve"> </w:t>
+      </w:r>
+      <w:r>
+        <w:t xml:space="preserve">Reabrir una asignatura específica cerrada por un docente ante una solicitud de corrección de notas.</w:t>
+      </w:r>
+    </w:p>
+    <w:p>
+      <w:pPr>
+        <w:pStyle w:val="Compact"/>
+        <w:numPr>
+          <w:ilvl w:val="0"/>
+          <w:numId w:val="1005"/>
+        </w:numPr>
+      </w:pPr>
       <w:r>
         <w:rPr>
           <w:b/>
           <w:bCs/>
         </w:rPr>
-        <w:t xml:space="preserve">Para</w:t>
-      </w:r>
-      <w:r>
-        <w:t xml:space="preserve"> </w:t>
-      </w:r>
-      <w:r>
-        <w:t xml:space="preserve">obtener el informe oficial impreso del rendimiento escolar.</w:t>
-      </w:r>
-    </w:p>
-    <w:bookmarkEnd w:id="22"/>
-    <w:bookmarkStart w:id="23" w:name="criterios-de-aceptación-2"/>
-    <w:p>
-      <w:pPr>
-        <w:pStyle w:val="Heading2"/>
-      </w:pPr>
-      <w:r>
-        <w:t xml:space="preserve">Criterios de Aceptación</w:t>
+        <w:t xml:space="preserve">Para:</w:t>
+      </w:r>
+      <w:r>
+        <w:t xml:space="preserve"> </w:t>
+      </w:r>
+      <w:r>
+        <w:t xml:space="preserve">Permitir que el docente corrija calificaciones sin necesidad de reabrir el periodo a nivel institucional.</w:t>
       </w:r>
     </w:p>
     <w:p>
@@ -996,83 +498,7 @@
         <w:pStyle w:val="Compact"/>
         <w:numPr>
           <w:ilvl w:val="0"/>
-          <w:numId w:val="1011"/>
-        </w:numPr>
-      </w:pPr>
-      <w:r>
-        <w:t xml:space="preserve">El botón de descarga solo se habilita si el periodo académico se encuentra en estado</w:t>
-      </w:r>
-      <w:r>
-        <w:t xml:space="preserve"> </w:t>
-      </w:r>
-      <w:r>
-        <w:rPr>
-          <w:rStyle w:val="VerbatimChar"/>
-        </w:rPr>
-        <w:t xml:space="preserve">CERRADO</w:t>
-      </w:r>
-      <w:r>
-        <w:t xml:space="preserve"> </w:t>
-      </w:r>
-      <w:r>
-        <w:t xml:space="preserve">institucionalmente.</w:t>
-      </w:r>
-    </w:p>
-    <w:p>
-      <w:pPr>
-        <w:pStyle w:val="Compact"/>
-        <w:numPr>
-          <w:ilvl w:val="0"/>
-          <w:numId w:val="1011"/>
-        </w:numPr>
-      </w:pPr>
-      <w:r>
-        <w:t xml:space="preserve">El PDF incluye el escudo del colegio, los colores de branding, el promedio general, la lista de asignaturas con sus notas numéricas y descriptivas, el conteo de inasistencias y las observaciones académicas de los docentes.</w:t>
-      </w:r>
-    </w:p>
-    <w:p>
-      <w:pPr>
-        <w:pStyle w:val="Compact"/>
-        <w:numPr>
-          <w:ilvl w:val="0"/>
-          <w:numId w:val="1011"/>
-        </w:numPr>
-      </w:pPr>
-      <w:r>
-        <w:t xml:space="preserve">Alumnos con matrícula</w:t>
-      </w:r>
-      <w:r>
-        <w:t xml:space="preserve"> </w:t>
-      </w:r>
-      <w:r>
-        <w:rPr>
-          <w:rStyle w:val="VerbatimChar"/>
-        </w:rPr>
-        <w:t xml:space="preserve">CANCELADA</w:t>
-      </w:r>
-      <w:r>
-        <w:t xml:space="preserve"> </w:t>
-      </w:r>
-      <w:r>
-        <w:t xml:space="preserve">no pueden generar boletines.</w:t>
-      </w:r>
-    </w:p>
-    <w:bookmarkEnd w:id="23"/>
-    <w:bookmarkStart w:id="27" w:name="detalles-técnicos-2"/>
-    <w:p>
-      <w:pPr>
-        <w:pStyle w:val="Heading2"/>
-      </w:pPr>
-      <w:r>
-        <w:t xml:space="preserve">Detalles Técnicos</w:t>
-      </w:r>
-    </w:p>
-    <w:p>
-      <w:pPr>
-        <w:pStyle w:val="Compact"/>
-        <w:numPr>
-          <w:ilvl w:val="0"/>
-          <w:numId w:val="1012"/>
+          <w:numId w:val="1005"/>
         </w:numPr>
       </w:pPr>
       <w:r>
@@ -1080,73 +506,7 @@
           <w:b/>
           <w:bCs/>
         </w:rPr>
-        <w:t xml:space="preserve">Prioridad:</w:t>
-      </w:r>
-      <w:r>
-        <w:t xml:space="preserve"> </w:t>
-      </w:r>
-      <w:r>
-        <w:t xml:space="preserve">Alta</w:t>
-      </w:r>
-    </w:p>
-    <w:p>
-      <w:pPr>
-        <w:pStyle w:val="Compact"/>
-        <w:numPr>
-          <w:ilvl w:val="0"/>
-          <w:numId w:val="1012"/>
-        </w:numPr>
-      </w:pPr>
-      <w:r>
-        <w:rPr>
-          <w:b/>
-          <w:bCs/>
-        </w:rPr>
-        <w:t xml:space="preserve">Roles involucrados:</w:t>
-      </w:r>
-      <w:r>
-        <w:t xml:space="preserve"> </w:t>
-      </w:r>
-      <w:r>
-        <w:t xml:space="preserve">Estudiante, Padre de Familia, Directivo</w:t>
-      </w:r>
-    </w:p>
-    <w:p>
-      <w:pPr>
-        <w:pStyle w:val="Compact"/>
-        <w:numPr>
-          <w:ilvl w:val="0"/>
-          <w:numId w:val="1012"/>
-        </w:numPr>
-      </w:pPr>
-      <w:r>
-        <w:rPr>
-          <w:b/>
-          <w:bCs/>
-        </w:rPr>
-        <w:t xml:space="preserve">Reglas de negocio relacionadas:</w:t>
-      </w:r>
-      <w:r>
-        <w:t xml:space="preserve"> </w:t>
-      </w:r>
-      <w:r>
-        <w:t xml:space="preserve">RN-CIE-003, RN-CIE-004</w:t>
-      </w:r>
-    </w:p>
-    <w:p>
-      <w:pPr>
-        <w:pStyle w:val="Compact"/>
-        <w:numPr>
-          <w:ilvl w:val="0"/>
-          <w:numId w:val="1012"/>
-        </w:numPr>
-      </w:pPr>
-      <w:r>
-        <w:rPr>
-          <w:b/>
-          <w:bCs/>
-        </w:rPr>
-        <w:t xml:space="preserve">Endpoints relacionados:</w:t>
+        <w:t xml:space="preserve">Criterios de Aceptación:</w:t>
       </w:r>
     </w:p>
     <w:p>
@@ -1154,30 +514,47 @@
         <w:pStyle w:val="Compact"/>
         <w:numPr>
           <w:ilvl w:val="1"/>
-          <w:numId w:val="1013"/>
-        </w:numPr>
-      </w:pPr>
+          <w:numId w:val="1006"/>
+        </w:numPr>
+      </w:pPr>
+      <w:r>
+        <w:t xml:space="preserve">El directivo selecciona la asignatura en la consola de cierres y presiona</w:t>
+      </w:r>
+      <w:r>
+        <w:t xml:space="preserve"> </w:t>
+      </w:r>
+      <w:r>
+        <w:t xml:space="preserve">“Reabrir Materia”</w:t>
+      </w:r>
+      <w:r>
+        <w:t xml:space="preserve">.</w:t>
+      </w:r>
+    </w:p>
+    <w:p>
+      <w:pPr>
+        <w:pStyle w:val="Compact"/>
+        <w:numPr>
+          <w:ilvl w:val="1"/>
+          <w:numId w:val="1006"/>
+        </w:numPr>
+      </w:pPr>
+      <w:r>
+        <w:t xml:space="preserve">El sistema elimina el registro de</w:t>
+      </w:r>
+      <w:r>
+        <w:t xml:space="preserve"> </w:t>
+      </w:r>
       <w:r>
         <w:rPr>
           <w:rStyle w:val="VerbatimChar"/>
         </w:rPr>
-        <w:t xml:space="preserve">GET /api/boletines/student/:id_estudiante/:id_periodo</w:t>
-      </w:r>
-    </w:p>
-    <w:p>
-      <w:pPr>
-        <w:pStyle w:val="Compact"/>
-        <w:numPr>
-          <w:ilvl w:val="0"/>
-          <w:numId w:val="1012"/>
-        </w:numPr>
-      </w:pPr>
-      <w:r>
-        <w:rPr>
-          <w:b/>
-          <w:bCs/>
-        </w:rPr>
-        <w:t xml:space="preserve">Componentes frontend relacionados:</w:t>
+        <w:t xml:space="preserve">cierre_materia</w:t>
+      </w:r>
+      <w:r>
+        <w:t xml:space="preserve"> </w:t>
+      </w:r>
+      <w:r>
+        <w:t xml:space="preserve">correspondiente.</w:t>
       </w:r>
     </w:p>
     <w:p>
@@ -1185,81 +562,11 @@
         <w:pStyle w:val="Compact"/>
         <w:numPr>
           <w:ilvl w:val="1"/>
-          <w:numId w:val="1014"/>
-        </w:numPr>
-      </w:pPr>
-      <w:hyperlink r:id="rId24">
-        <w:r>
-          <w:rPr>
-            <w:rStyle w:val="Hyperlink"/>
-          </w:rPr>
-          <w:t xml:space="preserve">StudentBoletinView.vue</w:t>
-        </w:r>
-      </w:hyperlink>
-    </w:p>
-    <w:p>
-      <w:pPr>
-        <w:pStyle w:val="Compact"/>
-        <w:numPr>
-          <w:ilvl w:val="1"/>
-          <w:numId w:val="1014"/>
-        </w:numPr>
-      </w:pPr>
-      <w:hyperlink r:id="rId25">
-        <w:r>
-          <w:rPr>
-            <w:rStyle w:val="Hyperlink"/>
-          </w:rPr>
-          <w:t xml:space="preserve">ParentBoletinView.vue</w:t>
-        </w:r>
-      </w:hyperlink>
-    </w:p>
-    <w:p>
-      <w:pPr>
-        <w:pStyle w:val="Compact"/>
-        <w:numPr>
-          <w:ilvl w:val="0"/>
-          <w:numId w:val="1012"/>
-        </w:numPr>
-      </w:pPr>
-      <w:r>
-        <w:rPr>
-          <w:b/>
-          <w:bCs/>
-        </w:rPr>
-        <w:t xml:space="preserve">Controllers/Services relacionados:</w:t>
-      </w:r>
-    </w:p>
-    <w:p>
-      <w:pPr>
-        <w:pStyle w:val="Compact"/>
-        <w:numPr>
-          <w:ilvl w:val="1"/>
-          <w:numId w:val="1015"/>
-        </w:numPr>
-      </w:pPr>
-      <w:hyperlink r:id="rId26">
-        <w:r>
-          <w:rPr>
-            <w:rStyle w:val="Hyperlink"/>
-          </w:rPr>
-          <w:t xml:space="preserve">boletinController.ts</w:t>
-        </w:r>
-      </w:hyperlink>
-      <w:r>
-        <w:t xml:space="preserve"> </w:t>
-      </w:r>
-      <w:r>
-        <w:t xml:space="preserve">(</w:t>
-      </w:r>
-      <w:r>
-        <w:rPr>
-          <w:rStyle w:val="VerbatimChar"/>
-        </w:rPr>
-        <w:t xml:space="preserve">getStudentBoletin</w:t>
-      </w:r>
-      <w:r>
-        <w:t xml:space="preserve">)</w:t>
+          <w:numId w:val="1006"/>
+        </w:numPr>
+      </w:pPr>
+      <w:r>
+        <w:t xml:space="preserve">La planilla del docente queda nuevamente habilitada para editar y guardar calificaciones.</w:t>
       </w:r>
     </w:p>
     <w:p>
@@ -1269,84 +576,90 @@
         </w:pict>
       </w:r>
     </w:p>
-    <w:bookmarkEnd w:id="27"/>
-    <w:bookmarkEnd w:id="28"/>
-    <w:bookmarkStart w:id="33" w:name="X4f99076da0df70d447cc997a5d70e791261a688"/>
-    <w:p>
-      <w:pPr>
-        <w:pStyle w:val="Heading1"/>
-      </w:pPr>
-      <w:r>
-        <w:t xml:space="preserve">HU-BOL-004: Generar Boletines en Bloque por Grupo</w:t>
-      </w:r>
-    </w:p>
-    <w:bookmarkStart w:id="29" w:name="historia-3"/>
+    <w:bookmarkEnd w:id="12"/>
+    <w:bookmarkEnd w:id="13"/>
+    <w:bookmarkStart w:id="15" w:name="emisión-y-consulta-de-boletines"/>
     <w:p>
       <w:pPr>
         <w:pStyle w:val="Heading2"/>
       </w:pPr>
       <w:r>
-        <w:t xml:space="preserve">Historia</w:t>
-      </w:r>
-    </w:p>
-    <w:p>
-      <w:pPr>
-        <w:pStyle w:val="FirstParagraph"/>
+        <w:t xml:space="preserve">3. Emisión y Consulta de Boletines</w:t>
+      </w:r>
+    </w:p>
+    <w:bookmarkStart w:id="14" w:name="X111544c59833975ed79c11e5b90ca734d37d4aa"/>
+    <w:p>
+      <w:pPr>
+        <w:pStyle w:val="Heading3"/>
+      </w:pPr>
+      <w:r>
+        <w:t xml:space="preserve">HU-CIE-004: Generación de Boletín Oficial con Ranking y Firmas Digitales</w:t>
+      </w:r>
+    </w:p>
+    <w:p>
+      <w:pPr>
+        <w:pStyle w:val="Compact"/>
+        <w:numPr>
+          <w:ilvl w:val="0"/>
+          <w:numId w:val="1007"/>
+        </w:numPr>
       </w:pPr>
       <w:r>
         <w:rPr>
           <w:b/>
           <w:bCs/>
         </w:rPr>
-        <w:t xml:space="preserve">Como</w:t>
-      </w:r>
-      <w:r>
-        <w:t xml:space="preserve"> </w:t>
-      </w:r>
-      <w:r>
-        <w:t xml:space="preserve">directivo del colegio</w:t>
-      </w:r>
-      <w:r>
-        <w:br/>
-      </w:r>
+        <w:t xml:space="preserve">Como:</w:t>
+      </w:r>
+      <w:r>
+        <w:t xml:space="preserve"> </w:t>
+      </w:r>
+      <w:r>
+        <w:t xml:space="preserve">Directivo, Estudiante o Acudiente.</w:t>
+      </w:r>
+    </w:p>
+    <w:p>
+      <w:pPr>
+        <w:pStyle w:val="Compact"/>
+        <w:numPr>
+          <w:ilvl w:val="0"/>
+          <w:numId w:val="1007"/>
+        </w:numPr>
+      </w:pPr>
       <w:r>
         <w:rPr>
           <w:b/>
           <w:bCs/>
         </w:rPr>
-        <w:t xml:space="preserve">Quiero</w:t>
-      </w:r>
-      <w:r>
-        <w:t xml:space="preserve"> </w:t>
-      </w:r>
-      <w:r>
-        <w:t xml:space="preserve">procesar la impresión masiva de boletines de todo un grupo de clase</w:t>
-      </w:r>
-      <w:r>
-        <w:br/>
-      </w:r>
+        <w:t xml:space="preserve">Quiero:</w:t>
+      </w:r>
+      <w:r>
+        <w:t xml:space="preserve"> </w:t>
+      </w:r>
+      <w:r>
+        <w:t xml:space="preserve">Generar y descargar el boletín de calificaciones en formato PDF del periodo.</w:t>
+      </w:r>
+    </w:p>
+    <w:p>
+      <w:pPr>
+        <w:pStyle w:val="Compact"/>
+        <w:numPr>
+          <w:ilvl w:val="0"/>
+          <w:numId w:val="1007"/>
+        </w:numPr>
+      </w:pPr>
       <w:r>
         <w:rPr>
           <w:b/>
           <w:bCs/>
         </w:rPr>
-        <w:t xml:space="preserve">Para</w:t>
-      </w:r>
-      <w:r>
-        <w:t xml:space="preserve"> </w:t>
-      </w:r>
-      <w:r>
-        <w:t xml:space="preserve">descargar un solo documento PDF comprimido o unificado con los boletines de todos los alumnos activos del salón.</w:t>
-      </w:r>
-    </w:p>
-    <w:bookmarkEnd w:id="29"/>
-    <w:bookmarkStart w:id="30" w:name="criterios-de-aceptación-3"/>
-    <w:p>
-      <w:pPr>
-        <w:pStyle w:val="Heading2"/>
-      </w:pPr>
-      <w:r>
-        <w:t xml:space="preserve">Criterios de Aceptación</w:t>
+        <w:t xml:space="preserve">Para:</w:t>
+      </w:r>
+      <w:r>
+        <w:t xml:space="preserve"> </w:t>
+      </w:r>
+      <w:r>
+        <w:t xml:space="preserve">Obtener el informe oficial de rendimiento escolar y puesto de mérito académico.</w:t>
       </w:r>
     </w:p>
     <w:p>
@@ -1354,77 +667,7 @@
         <w:pStyle w:val="Compact"/>
         <w:numPr>
           <w:ilvl w:val="0"/>
-          <w:numId w:val="1016"/>
-        </w:numPr>
-      </w:pPr>
-      <w:r>
-        <w:t xml:space="preserve">El directivo selecciona el grupo y el periodo.</w:t>
-      </w:r>
-    </w:p>
-    <w:p>
-      <w:pPr>
-        <w:pStyle w:val="Compact"/>
-        <w:numPr>
-          <w:ilvl w:val="0"/>
-          <w:numId w:val="1016"/>
-        </w:numPr>
-      </w:pPr>
-      <w:r>
-        <w:t xml:space="preserve">El backend valida que el periodo esté cerrado y compila los boletines de los alumnos en estado de matrícula</w:t>
-      </w:r>
-      <w:r>
-        <w:t xml:space="preserve"> </w:t>
-      </w:r>
-      <w:r>
-        <w:rPr>
-          <w:rStyle w:val="VerbatimChar"/>
-        </w:rPr>
-        <w:t xml:space="preserve">ACTIVA</w:t>
-      </w:r>
-      <w:r>
-        <w:t xml:space="preserve">.</w:t>
-      </w:r>
-    </w:p>
-    <w:p>
-      <w:pPr>
-        <w:pStyle w:val="Compact"/>
-        <w:numPr>
-          <w:ilvl w:val="0"/>
-          <w:numId w:val="1016"/>
-        </w:numPr>
-      </w:pPr>
-      <w:r>
-        <w:t xml:space="preserve">Omite de la generación a los estudiantes retirados o expulsados.</w:t>
-      </w:r>
-    </w:p>
-    <w:p>
-      <w:pPr>
-        <w:pStyle w:val="Compact"/>
-        <w:numPr>
-          <w:ilvl w:val="0"/>
-          <w:numId w:val="1016"/>
-        </w:numPr>
-      </w:pPr>
-      <w:r>
-        <w:t xml:space="preserve">Retorna la descarga del archivo de boletines del grupo.</w:t>
-      </w:r>
-    </w:p>
-    <w:bookmarkEnd w:id="30"/>
-    <w:bookmarkStart w:id="32" w:name="detalles-técnicos-3"/>
-    <w:p>
-      <w:pPr>
-        <w:pStyle w:val="Heading2"/>
-      </w:pPr>
-      <w:r>
-        <w:t xml:space="preserve">Detalles Técnicos</w:t>
-      </w:r>
-    </w:p>
-    <w:p>
-      <w:pPr>
-        <w:pStyle w:val="Compact"/>
-        <w:numPr>
-          <w:ilvl w:val="0"/>
-          <w:numId w:val="1017"/>
+          <w:numId w:val="1007"/>
         </w:numPr>
       </w:pPr>
       <w:r>
@@ -1432,73 +675,7 @@
           <w:b/>
           <w:bCs/>
         </w:rPr>
-        <w:t xml:space="preserve">Prioridad:</w:t>
-      </w:r>
-      <w:r>
-        <w:t xml:space="preserve"> </w:t>
-      </w:r>
-      <w:r>
-        <w:t xml:space="preserve">Alta</w:t>
-      </w:r>
-    </w:p>
-    <w:p>
-      <w:pPr>
-        <w:pStyle w:val="Compact"/>
-        <w:numPr>
-          <w:ilvl w:val="0"/>
-          <w:numId w:val="1017"/>
-        </w:numPr>
-      </w:pPr>
-      <w:r>
-        <w:rPr>
-          <w:b/>
-          <w:bCs/>
-        </w:rPr>
-        <w:t xml:space="preserve">Roles involucrados:</w:t>
-      </w:r>
-      <w:r>
-        <w:t xml:space="preserve"> </w:t>
-      </w:r>
-      <w:r>
-        <w:t xml:space="preserve">Directivo</w:t>
-      </w:r>
-    </w:p>
-    <w:p>
-      <w:pPr>
-        <w:pStyle w:val="Compact"/>
-        <w:numPr>
-          <w:ilvl w:val="0"/>
-          <w:numId w:val="1017"/>
-        </w:numPr>
-      </w:pPr>
-      <w:r>
-        <w:rPr>
-          <w:b/>
-          <w:bCs/>
-        </w:rPr>
-        <w:t xml:space="preserve">Reglas de negocio relacionadas:</w:t>
-      </w:r>
-      <w:r>
-        <w:t xml:space="preserve"> </w:t>
-      </w:r>
-      <w:r>
-        <w:t xml:space="preserve">RN-CIE-003, RN-CIE-004</w:t>
-      </w:r>
-    </w:p>
-    <w:p>
-      <w:pPr>
-        <w:pStyle w:val="Compact"/>
-        <w:numPr>
-          <w:ilvl w:val="0"/>
-          <w:numId w:val="1017"/>
-        </w:numPr>
-      </w:pPr>
-      <w:r>
-        <w:rPr>
-          <w:b/>
-          <w:bCs/>
-        </w:rPr>
-        <w:t xml:space="preserve">Endpoints relacionados:</w:t>
+        <w:t xml:space="preserve">Criterios de Aceptación:</w:t>
       </w:r>
     </w:p>
     <w:p>
@@ -1506,14 +683,23 @@
         <w:pStyle w:val="Compact"/>
         <w:numPr>
           <w:ilvl w:val="1"/>
-          <w:numId w:val="1018"/>
-        </w:numPr>
-      </w:pPr>
+          <w:numId w:val="1008"/>
+        </w:numPr>
+      </w:pPr>
+      <w:r>
+        <w:t xml:space="preserve">El sistema valida que el periodo esté en estado</w:t>
+      </w:r>
+      <w:r>
+        <w:t xml:space="preserve"> </w:t>
+      </w:r>
       <w:r>
         <w:rPr>
           <w:rStyle w:val="VerbatimChar"/>
         </w:rPr>
-        <w:t xml:space="preserve">GET /api/boletines/grade/:id_grupo/:id_periodo</w:t>
+        <w:t xml:space="preserve">CERRADO</w:t>
+      </w:r>
+      <w:r>
+        <w:t xml:space="preserve">.</w:t>
       </w:r>
     </w:p>
     <w:p>
@@ -1521,30 +707,47 @@
         <w:pStyle w:val="Compact"/>
         <w:numPr>
           <w:ilvl w:val="1"/>
-          <w:numId w:val="1018"/>
-        </w:numPr>
-      </w:pPr>
+          <w:numId w:val="1008"/>
+        </w:numPr>
+      </w:pPr>
+      <w:r>
+        <w:t xml:space="preserve">El boletín estructura las notas históricas de los trimestres cursados, inasistencias injustificadas, desempeños y observaciones formativas.</w:t>
+      </w:r>
+    </w:p>
+    <w:p>
+      <w:pPr>
+        <w:pStyle w:val="Compact"/>
+        <w:numPr>
+          <w:ilvl w:val="1"/>
+          <w:numId w:val="1008"/>
+        </w:numPr>
+      </w:pPr>
+      <w:r>
+        <w:t xml:space="preserve">Calcula el promedio general y el puesto del alumno en su grupo (</w:t>
+      </w:r>
       <w:r>
         <w:rPr>
           <w:rStyle w:val="VerbatimChar"/>
         </w:rPr>
-        <w:t xml:space="preserve">GET /api/boletines/validate/:id_colegio/:id_periodo</w:t>
-      </w:r>
-    </w:p>
-    <w:p>
-      <w:pPr>
-        <w:pStyle w:val="Compact"/>
-        <w:numPr>
-          <w:ilvl w:val="0"/>
-          <w:numId w:val="1017"/>
-        </w:numPr>
-      </w:pPr>
-      <w:r>
-        <w:rPr>
-          <w:b/>
-          <w:bCs/>
-        </w:rPr>
-        <w:t xml:space="preserve">Componentes frontend relacionados:</w:t>
+        <w:t xml:space="preserve">puesto</w:t>
+      </w:r>
+      <w:r>
+        <w:t xml:space="preserve"> </w:t>
+      </w:r>
+      <w:r>
+        <w:t xml:space="preserve">y</w:t>
+      </w:r>
+      <w:r>
+        <w:t xml:space="preserve"> </w:t>
+      </w:r>
+      <w:r>
+        <w:rPr>
+          <w:rStyle w:val="VerbatimChar"/>
+        </w:rPr>
+        <w:t xml:space="preserve">total_grupo</w:t>
+      </w:r>
+      <w:r>
+        <w:t xml:space="preserve">) considerando únicamente alumnos con matrícula activa.</w:t>
       </w:r>
     </w:p>
     <w:p>
@@ -1552,80 +755,16 @@
         <w:pStyle w:val="Compact"/>
         <w:numPr>
           <w:ilvl w:val="1"/>
-          <w:numId w:val="1019"/>
-        </w:numPr>
-      </w:pPr>
-      <w:hyperlink r:id="rId31">
-        <w:r>
-          <w:rPr>
-            <w:rStyle w:val="Hyperlink"/>
-          </w:rPr>
-          <w:t xml:space="preserve">BoletinGenerator.vue</w:t>
-        </w:r>
-      </w:hyperlink>
-    </w:p>
-    <w:p>
-      <w:pPr>
-        <w:pStyle w:val="Compact"/>
-        <w:numPr>
-          <w:ilvl w:val="0"/>
-          <w:numId w:val="1017"/>
-        </w:numPr>
-      </w:pPr>
-      <w:r>
-        <w:rPr>
-          <w:b/>
-          <w:bCs/>
-        </w:rPr>
-        <w:t xml:space="preserve">Controllers/Services relacionados:</w:t>
-      </w:r>
-    </w:p>
-    <w:p>
-      <w:pPr>
-        <w:pStyle w:val="Compact"/>
-        <w:numPr>
-          <w:ilvl w:val="1"/>
-          <w:numId w:val="1020"/>
-        </w:numPr>
-      </w:pPr>
-      <w:hyperlink r:id="rId26">
-        <w:r>
-          <w:rPr>
-            <w:rStyle w:val="Hyperlink"/>
-          </w:rPr>
-          <w:t xml:space="preserve">boletinController.ts</w:t>
-        </w:r>
-      </w:hyperlink>
-      <w:r>
-        <w:t xml:space="preserve"> </w:t>
-      </w:r>
-      <w:r>
-        <w:t xml:space="preserve">(</w:t>
-      </w:r>
-      <w:r>
-        <w:rPr>
-          <w:rStyle w:val="VerbatimChar"/>
-        </w:rPr>
-        <w:t xml:space="preserve">getGradeBoletines</w:t>
-      </w:r>
-      <w:r>
-        <w:t xml:space="preserve">,</w:t>
-      </w:r>
-      <w:r>
-        <w:t xml:space="preserve"> </w:t>
-      </w:r>
-      <w:r>
-        <w:rPr>
-          <w:rStyle w:val="VerbatimChar"/>
-        </w:rPr>
-        <w:t xml:space="preserve">validatePeriodClosed</w:t>
-      </w:r>
-      <w:r>
-        <w:t xml:space="preserve">)</w:t>
-      </w:r>
-    </w:p>
-    <w:bookmarkEnd w:id="32"/>
-    <w:bookmarkEnd w:id="33"/>
+          <w:numId w:val="1008"/>
+        </w:numPr>
+      </w:pPr>
+      <w:r>
+        <w:t xml:space="preserve">Incorpora el escudo institucional, datos DANE, calendario escolar y las firmas del Titular de grupo y Rector.</w:t>
+      </w:r>
+    </w:p>
+    <w:bookmarkEnd w:id="14"/>
+    <w:bookmarkEnd w:id="15"/>
+    <w:bookmarkEnd w:id="16"/>
     <w:sectPr>
       <w:footnotePr>
         <w:numRestart w:val="eachSect"/>
@@ -1839,6 +978,91 @@
       </w:rPr>
     </w:lvl>
   </w:abstractNum>
+  <w:abstractNum w:abstractNumId="99411">
+    <w:nsid w:val="00A99411"/>
+    <w:multiLevelType w:val="multilevel"/>
+    <w:lvl w:ilvl="0">
+      <w:start w:val="1"/>
+      <w:numFmt w:val="decimal"/>
+      <w:lvlText w:val="%1."/>
+      <w:lvlJc w:val="left"/>
+      <w:pPr>
+        <w:ind w:left="720" w:hanging="360"/>
+      </w:pPr>
+    </w:lvl>
+    <w:lvl w:ilvl="1">
+      <w:start w:val="1"/>
+      <w:numFmt w:val="decimal"/>
+      <w:lvlText w:val="%2."/>
+      <w:lvlJc w:val="left"/>
+      <w:pPr>
+        <w:ind w:left="1440" w:hanging="360"/>
+      </w:pPr>
+    </w:lvl>
+    <w:lvl w:ilvl="2">
+      <w:start w:val="1"/>
+      <w:numFmt w:val="decimal"/>
+      <w:lvlText w:val="%3."/>
+      <w:lvlJc w:val="left"/>
+      <w:pPr>
+        <w:ind w:left="2160" w:hanging="360"/>
+      </w:pPr>
+    </w:lvl>
+    <w:lvl w:ilvl="3">
+      <w:start w:val="1"/>
+      <w:numFmt w:val="decimal"/>
+      <w:lvlText w:val="%4."/>
+      <w:lvlJc w:val="left"/>
+      <w:pPr>
+        <w:ind w:left="2880" w:hanging="360"/>
+      </w:pPr>
+    </w:lvl>
+    <w:lvl w:ilvl="4">
+      <w:start w:val="1"/>
+      <w:numFmt w:val="decimal"/>
+      <w:lvlText w:val="%5."/>
+      <w:lvlJc w:val="left"/>
+      <w:pPr>
+        <w:ind w:left="3600" w:hanging="360"/>
+      </w:pPr>
+    </w:lvl>
+    <w:lvl w:ilvl="5">
+      <w:start w:val="1"/>
+      <w:numFmt w:val="decimal"/>
+      <w:lvlText w:val="%6."/>
+      <w:lvlJc w:val="left"/>
+      <w:pPr>
+        <w:ind w:left="4320" w:hanging="360"/>
+      </w:pPr>
+    </w:lvl>
+    <w:lvl w:ilvl="6">
+      <w:start w:val="1"/>
+      <w:numFmt w:val="decimal"/>
+      <w:lvlText w:val="%7."/>
+      <w:lvlJc w:val="left"/>
+      <w:pPr>
+        <w:ind w:left="5040" w:hanging="360"/>
+      </w:pPr>
+    </w:lvl>
+    <w:lvl w:ilvl="7">
+      <w:start w:val="1"/>
+      <w:numFmt w:val="decimal"/>
+      <w:lvlText w:val="%8."/>
+      <w:lvlJc w:val="left"/>
+      <w:pPr>
+        <w:ind w:left="5760" w:hanging="360"/>
+      </w:pPr>
+    </w:lvl>
+    <w:lvl w:ilvl="8">
+      <w:start w:val="1"/>
+      <w:numFmt w:val="decimal"/>
+      <w:lvlText w:val="%9."/>
+      <w:lvlJc w:val="left"/>
+      <w:pPr>
+        <w:ind w:left="6480" w:hanging="360"/>
+      </w:pPr>
+    </w:lvl>
+  </w:abstractNum>
   <w:num w:numId="1000">
     <w:abstractNumId w:val="990"/>
   </w:num>
@@ -1846,61 +1070,133 @@
     <w:abstractNumId w:val="991"/>
   </w:num>
   <w:num w:numId="1002">
-    <w:abstractNumId w:val="991"/>
+    <w:abstractNumId w:val="99411"/>
+    <w:lvlOverride w:ilvl="0">
+      <w:startOverride w:val="1"/>
+    </w:lvlOverride>
+    <w:lvlOverride w:ilvl="1">
+      <w:startOverride w:val="1"/>
+    </w:lvlOverride>
+    <w:lvlOverride w:ilvl="2">
+      <w:startOverride w:val="1"/>
+    </w:lvlOverride>
+    <w:lvlOverride w:ilvl="3">
+      <w:startOverride w:val="1"/>
+    </w:lvlOverride>
+    <w:lvlOverride w:ilvl="4">
+      <w:startOverride w:val="1"/>
+    </w:lvlOverride>
+    <w:lvlOverride w:ilvl="5">
+      <w:startOverride w:val="1"/>
+    </w:lvlOverride>
+    <w:lvlOverride w:ilvl="6">
+      <w:startOverride w:val="1"/>
+    </w:lvlOverride>
+    <w:lvlOverride w:ilvl="7">
+      <w:startOverride w:val="1"/>
+    </w:lvlOverride>
+    <w:lvlOverride w:ilvl="8">
+      <w:startOverride w:val="1"/>
+    </w:lvlOverride>
   </w:num>
   <w:num w:numId="1003">
     <w:abstractNumId w:val="991"/>
   </w:num>
   <w:num w:numId="1004">
-    <w:abstractNumId w:val="991"/>
+    <w:abstractNumId w:val="99411"/>
+    <w:lvlOverride w:ilvl="0">
+      <w:startOverride w:val="1"/>
+    </w:lvlOverride>
+    <w:lvlOverride w:ilvl="1">
+      <w:startOverride w:val="1"/>
+    </w:lvlOverride>
+    <w:lvlOverride w:ilvl="2">
+      <w:startOverride w:val="1"/>
+    </w:lvlOverride>
+    <w:lvlOverride w:ilvl="3">
+      <w:startOverride w:val="1"/>
+    </w:lvlOverride>
+    <w:lvlOverride w:ilvl="4">
+      <w:startOverride w:val="1"/>
+    </w:lvlOverride>
+    <w:lvlOverride w:ilvl="5">
+      <w:startOverride w:val="1"/>
+    </w:lvlOverride>
+    <w:lvlOverride w:ilvl="6">
+      <w:startOverride w:val="1"/>
+    </w:lvlOverride>
+    <w:lvlOverride w:ilvl="7">
+      <w:startOverride w:val="1"/>
+    </w:lvlOverride>
+    <w:lvlOverride w:ilvl="8">
+      <w:startOverride w:val="1"/>
+    </w:lvlOverride>
   </w:num>
   <w:num w:numId="1005">
     <w:abstractNumId w:val="991"/>
   </w:num>
   <w:num w:numId="1006">
-    <w:abstractNumId w:val="991"/>
+    <w:abstractNumId w:val="99411"/>
+    <w:lvlOverride w:ilvl="0">
+      <w:startOverride w:val="1"/>
+    </w:lvlOverride>
+    <w:lvlOverride w:ilvl="1">
+      <w:startOverride w:val="1"/>
+    </w:lvlOverride>
+    <w:lvlOverride w:ilvl="2">
+      <w:startOverride w:val="1"/>
+    </w:lvlOverride>
+    <w:lvlOverride w:ilvl="3">
+      <w:startOverride w:val="1"/>
+    </w:lvlOverride>
+    <w:lvlOverride w:ilvl="4">
+      <w:startOverride w:val="1"/>
+    </w:lvlOverride>
+    <w:lvlOverride w:ilvl="5">
+      <w:startOverride w:val="1"/>
+    </w:lvlOverride>
+    <w:lvlOverride w:ilvl="6">
+      <w:startOverride w:val="1"/>
+    </w:lvlOverride>
+    <w:lvlOverride w:ilvl="7">
+      <w:startOverride w:val="1"/>
+    </w:lvlOverride>
+    <w:lvlOverride w:ilvl="8">
+      <w:startOverride w:val="1"/>
+    </w:lvlOverride>
   </w:num>
   <w:num w:numId="1007">
     <w:abstractNumId w:val="991"/>
   </w:num>
   <w:num w:numId="1008">
-    <w:abstractNumId w:val="991"/>
-  </w:num>
-  <w:num w:numId="1009">
-    <w:abstractNumId w:val="991"/>
-  </w:num>
-  <w:num w:numId="1010">
-    <w:abstractNumId w:val="991"/>
-  </w:num>
-  <w:num w:numId="1011">
-    <w:abstractNumId w:val="991"/>
-  </w:num>
-  <w:num w:numId="1012">
-    <w:abstractNumId w:val="991"/>
-  </w:num>
-  <w:num w:numId="1013">
-    <w:abstractNumId w:val="991"/>
-  </w:num>
-  <w:num w:numId="1014">
-    <w:abstractNumId w:val="991"/>
-  </w:num>
-  <w:num w:numId="1015">
-    <w:abstractNumId w:val="991"/>
-  </w:num>
-  <w:num w:numId="1016">
-    <w:abstractNumId w:val="991"/>
-  </w:num>
-  <w:num w:numId="1017">
-    <w:abstractNumId w:val="991"/>
-  </w:num>
-  <w:num w:numId="1018">
-    <w:abstractNumId w:val="991"/>
-  </w:num>
-  <w:num w:numId="1019">
-    <w:abstractNumId w:val="991"/>
-  </w:num>
-  <w:num w:numId="1020">
-    <w:abstractNumId w:val="991"/>
+    <w:abstractNumId w:val="99411"/>
+    <w:lvlOverride w:ilvl="0">
+      <w:startOverride w:val="1"/>
+    </w:lvlOverride>
+    <w:lvlOverride w:ilvl="1">
+      <w:startOverride w:val="1"/>
+    </w:lvlOverride>
+    <w:lvlOverride w:ilvl="2">
+      <w:startOverride w:val="1"/>
+    </w:lvlOverride>
+    <w:lvlOverride w:ilvl="3">
+      <w:startOverride w:val="1"/>
+    </w:lvlOverride>
+    <w:lvlOverride w:ilvl="4">
+      <w:startOverride w:val="1"/>
+    </w:lvlOverride>
+    <w:lvlOverride w:ilvl="5">
+      <w:startOverride w:val="1"/>
+    </w:lvlOverride>
+    <w:lvlOverride w:ilvl="6">
+      <w:startOverride w:val="1"/>
+    </w:lvlOverride>
+    <w:lvlOverride w:ilvl="7">
+      <w:startOverride w:val="1"/>
+    </w:lvlOverride>
+    <w:lvlOverride w:ilvl="8">
+      <w:startOverride w:val="1"/>
+    </w:lvlOverride>
   </w:num>
 </w:numbering>
 </file>
